--- a/docs/manuals/TGP-MAN-03 Partner API Integration Guide.docx
+++ b/docs/manuals/TGP-MAN-03 Partner API Integration Guide.docx
@@ -2860,7 +2860,7 @@
             <w:noProof/>
             <w:webHidden/>
           </w:rPr>
-          <w:t>17</w:t>
+          <w:t>18</w:t>
         </w:r>
         <w:r>
           <w:rPr>
@@ -5356,7 +5356,7 @@
               <a:graphicData uri="http://schemas.openxmlformats.org/drawingml/2006/picture">
                 <pic:pic>
                   <pic:nvPicPr>
-                    <pic:cNvPr descr="/tmp/claude-0/-home-user-TASCO/19e5534d-12b5-5956-9b60-3e77efde0f49/scratchpad/gen/.cache/mermaid/f9ad741315c4f2ab.png" id="27" name="Picture"/>
+                    <pic:cNvPr descr="/home/user/TASCO/tools/docs-source/gen/.cache/mermaid/f9ad741315c4f2ab.png" id="27" name="Picture"/>
                     <pic:cNvPicPr>
                       <a:picLocks noChangeArrowheads="1" noChangeAspect="1"/>
                     </pic:cNvPicPr>
@@ -12646,6 +12646,18 @@
       </w:pPr>
       <w:r>
         <w:t xml:space="preserve">Keep certificate data no longer than your agreement allows. Do not scrape the public verification page.</w:t>
+      </w:r>
+    </w:p>
+    <w:p>
+      <w:pPr>
+        <w:pStyle w:val="Compact"/>
+        <w:numPr>
+          <w:ilvl w:val="0"/>
+          <w:numId w:val="1009"/>
+        </w:numPr>
+      </w:pPr>
+      <w:r>
+        <w:t xml:space="preserve">Pass any request from a customer to see or erase the data TASCO holds to your partner manager, with the date you received it. TASCO compliance logs it and answers within the response time set by TASCO.</w:t>
       </w:r>
     </w:p>
     <w:p>
